--- a/design/diplom.docx
+++ b/design/diplom.docx
@@ -310,7 +310,6 @@
                 <w:color w:val="000000"/>
                 <w:sz w:val="28"/>
                 <w:szCs w:val="20"/>
-                <w:lang w:val="en-US"/>
               </w:rPr>
             </w:pPr>
             <w:r>
@@ -321,30 +320,7 @@
                 <w:sz w:val="28"/>
                 <w:szCs w:val="20"/>
               </w:rPr>
-              <w:t>РАЗРАБОТКА ВЕБ-САЙТА «</w:t>
-            </w:r>
-            <w:proofErr w:type="spellStart"/>
-            <w:r>
-              <w:rPr>
-                <w:rFonts w:ascii="Times New Roman" w:eastAsia="Times New Roman" w:hAnsi="Times New Roman" w:cs="Times New Roman"/>
-                <w:b/>
-                <w:color w:val="000000"/>
-                <w:sz w:val="28"/>
-                <w:szCs w:val="20"/>
-                <w:lang w:val="en-US"/>
-              </w:rPr>
-              <w:t>MovieSite</w:t>
-            </w:r>
-            <w:proofErr w:type="spellEnd"/>
-            <w:r>
-              <w:rPr>
-                <w:rFonts w:ascii="Times New Roman" w:eastAsia="Times New Roman" w:hAnsi="Times New Roman" w:cs="Times New Roman"/>
-                <w:b/>
-                <w:color w:val="000000"/>
-                <w:sz w:val="28"/>
-                <w:szCs w:val="20"/>
-              </w:rPr>
-              <w:t>»</w:t>
+              <w:t>«Проектирование и разработка информационной системы автоматизации деятельности автовокзала»</w:t>
             </w:r>
           </w:p>
         </w:tc>
@@ -3293,9 +3269,6 @@
     <w:p>
       <w:pPr>
         <w:pStyle w:val="aff6"/>
-        <w:rPr>
-          <w:lang w:val="en-US"/>
-        </w:rPr>
       </w:pPr>
       <w:r>
         <w:t xml:space="preserve">Информационная система «АВ-Вокзал» представляет собой комплексное программное решение, предназначенное для автоматизации процессов автовокзала, включая бронирование и оплату билетов, управление маршрутами и расписаниями, взаимодействие между персоналом, а также предоставление пассажирам удобных цифровых сервисов. Архитектура системы построена по клиент-серверному принципу и включает три основных компонента: веб-приложение (фронтенд), серверную часть (бэкенд) и мобильное приложение. Взаимодействие между компонентами осуществляется через </w:t>
@@ -3335,9 +3308,6 @@
     <w:p>
       <w:pPr>
         <w:pStyle w:val="aff6"/>
-        <w:rPr>
-          <w:lang w:val="en-US"/>
-        </w:rPr>
       </w:pPr>
       <w:r>
         <w:t xml:space="preserve">Общая схема демонстрирует взаимодействие всех компонентов системы: веб-клиент и мобильное приложение выступают в роли потребителей </w:t>
@@ -3607,9 +3577,6 @@
     <w:p>
       <w:pPr>
         <w:pStyle w:val="aff6"/>
-        <w:rPr>
-          <w:lang w:val="en-US"/>
-        </w:rPr>
       </w:pPr>
       <w:r>
         <w:t xml:space="preserve">Таким образом, механика работы информационной системы «АВ-Вокзал» охватывает полный цикл взаимодействия пассажиров с платформой </w:t>
@@ -3630,9 +3597,6 @@
     <w:p>
       <w:pPr>
         <w:pStyle w:val="aff6"/>
-        <w:rPr>
-          <w:lang w:val="en-US"/>
-        </w:rPr>
       </w:pPr>
       <w:r>
         <w:t>На рынке цифровых сервисов для автобусных перевозок представлено значительное количество решений, выполняющих функции бронирования и продажи билетов. Анализ существующих аналогов позволяет выявить преимущества и недостатки каждого подхода, определить оптимальные практики и сформировать требования к разрабатываемой информационной системе. В рамках данного раздела рассмотрены наиболее известные платформы, предоставляющие услуги бронирования автобусных билетов.</w:t>
@@ -3641,9 +3605,6 @@
     <w:p>
       <w:pPr>
         <w:pStyle w:val="aff6"/>
-        <w:rPr>
-          <w:lang w:val="en-US"/>
-        </w:rPr>
       </w:pPr>
       <w:proofErr w:type="spellStart"/>
       <w:r>
@@ -3657,9 +3618,6 @@
     <w:p>
       <w:pPr>
         <w:pStyle w:val="aff6"/>
-        <w:rPr>
-          <w:lang w:val="en-US"/>
-        </w:rPr>
       </w:pPr>
       <w:r>
         <w:t xml:space="preserve">Tutu.ru — один из крупнейших сервисов бронирования билетов на автобусы и поезда в России. Платформа работает как агрегатор, собирая предложения от различных перевозчиков и предоставляя пользователям единый интерфейс для поиска и покупки билетов. Сервис поддерживает онлайн-оплату, возврат билетов и получение электронных билетов. </w:t>
@@ -3672,9 +3630,6 @@
     <w:p>
       <w:pPr>
         <w:pStyle w:val="aff6"/>
-        <w:rPr>
-          <w:lang w:val="en-US"/>
-        </w:rPr>
       </w:pPr>
       <w:proofErr w:type="spellStart"/>
       <w:r>
@@ -3696,9 +3651,6 @@
     <w:p>
       <w:pPr>
         <w:pStyle w:val="aff6"/>
-        <w:rPr>
-          <w:lang w:val="en-US"/>
-        </w:rPr>
       </w:pPr>
       <w:proofErr w:type="spellStart"/>
       <w:r>
@@ -3720,9 +3672,6 @@
     <w:p>
       <w:pPr>
         <w:pStyle w:val="aff6"/>
-        <w:rPr>
-          <w:lang w:val="en-US"/>
-        </w:rPr>
       </w:pPr>
       <w:r>
         <w:t xml:space="preserve">Официальные сайты автовокзалов — многие крупные автовокзалы имеют собственные веб-сайты, на которых доступна информация о расписании и предоставляется возможность покупки билетов. Такие сайты обычно разрабатываются индивидуально для каждого автовокзала и содержат </w:t>
@@ -3735,9 +3684,6 @@
     <w:p>
       <w:pPr>
         <w:pStyle w:val="aff6"/>
-        <w:rPr>
-          <w:lang w:val="en-US"/>
-        </w:rPr>
       </w:pPr>
       <w:r>
         <w:t>Сводное сравнение всех рассмотренных аналогов с разрабатываемой информационной системой «АВ-Вокзал» представлено в таблице 4.</w:t>
@@ -3746,9 +3692,6 @@
     <w:p>
       <w:pPr>
         <w:pStyle w:val="aff6"/>
-        <w:rPr>
-          <w:lang w:val="en-US"/>
-        </w:rPr>
       </w:pPr>
     </w:p>
     <w:p>
@@ -4030,9 +3973,6 @@
     <w:p>
       <w:pPr>
         <w:pStyle w:val="aff6"/>
-        <w:rPr>
-          <w:lang w:val="en-US"/>
-        </w:rPr>
       </w:pPr>
       <w:r>
         <w:rPr>
@@ -4808,9 +4748,6 @@
     <w:p>
       <w:pPr>
         <w:pStyle w:val="aff6"/>
-        <w:rPr>
-          <w:lang w:val="en-US"/>
-        </w:rPr>
       </w:pPr>
       <w:r>
         <w:t>Развёртывание информационной системы «АВ-Вокзал» организовано с использованием контейнеризации и облачных сервисов, что обеспечивает воспроизводимость окружения, масштабируемость и упрощение процесса деплоя. Выбор платформы развёртывания определялся требованиями к доступности системы, безопасности данных и удобству администрирования.</w:t>
